--- a/Trinity College Melbourne - SmartZone Implementation Plan.docx
+++ b/Trinity College Melbourne - SmartZone Implementation Plan.docx
@@ -25441,7 +25441,7 @@
                 <w:sz w:val="18"/>
                 <w:szCs w:val="18"/>
               </w:rPr>
-              <w:t xml:space="preserve">Dorothy IoT door locks: network requirements not yet defined. Raise a discovery card to investigate what, if anything, needs to change</w:t>
+              <w:t xml:space="preserve">Dorothy IoT door locks: network requirements not yet defined. PAFS confirmed a discovery card will be raised on the morning of Saturday 26 September to investigate what, if anything, needs to change</w:t>
             </w:r>
           </w:p>
         </w:tc>
